--- a/Homework_doxmaker/Overview_Week_02.docx
+++ b/Homework_doxmaker/Overview_Week_02.docx
@@ -5,9 +5,88 @@
     <w:p>
       <w:pPr>
         <w:pStyle w:val="Title"/>
+        <w:jc w:val="center"/>
       </w:pPr>
       <w:r>
-        <w:t>Homework Overview: Week_02</w:t>
+        <w:t>Homework: Week_02</w:t>
+      </w:r>
+    </w:p>
+    <w:p>
+      <w:pPr>
+        <w:jc w:val="center"/>
+      </w:pPr>
+      <w:r>
+        <w:rPr>
+          <w:i/>
+        </w:rPr>
+        <w:t>Homework Report</w:t>
+      </w:r>
+    </w:p>
+    <w:p>
+      <w:r>
+        <w:br/>
+        <w:br/>
+        <w:br/>
+        <w:br/>
+        <w:br/>
+      </w:r>
+    </w:p>
+    <w:p>
+      <w:pPr>
+        <w:jc w:val="center"/>
+      </w:pPr>
+      <w:r>
+        <w:rPr>
+          <w:b/>
+          <w:sz w:val="25"/>
+        </w:rPr>
+        <w:t>Student: Robin Somers</w:t>
+        <w:br/>
+      </w:r>
+      <w:r>
+        <w:rPr>
+          <w:b/>
+          <w:sz w:val="25"/>
+        </w:rPr>
+        <w:t>Student Number: 1915369</w:t>
+        <w:br/>
+      </w:r>
+      <w:r>
+        <w:rPr>
+          <w:b/>
+          <w:sz w:val="25"/>
+        </w:rPr>
+        <w:t>Group: IMAGINE</w:t>
+        <w:br/>
+      </w:r>
+      <w:r>
+        <w:rPr>
+          <w:b/>
+          <w:sz w:val="25"/>
+        </w:rPr>
+        <w:t>Course: MNLE</w:t>
+        <w:br/>
+      </w:r>
+      <w:r>
+        <w:rPr>
+          <w:b/>
+          <w:sz w:val="25"/>
+        </w:rPr>
+        <w:t>Date: 2026-01-23</w:t>
+        <w:br/>
+      </w:r>
+    </w:p>
+    <w:p>
+      <w:r>
+        <w:br w:type="page"/>
+      </w:r>
+    </w:p>
+    <w:p>
+      <w:pPr>
+        <w:pStyle w:val="Heading1"/>
+      </w:pPr>
+      <w:r>
+        <w:t>Overview: Week_02</w:t>
       </w:r>
     </w:p>
     <w:p>
@@ -15,7 +94,7 @@
         <w:pStyle w:val="Heading2"/>
       </w:pPr>
       <w:r>
-        <w:t>00_Dog_weight_regression.ipynb</w:t>
+        <w:t>00_Curse_of_dimensionality.ipynb</w:t>
       </w:r>
     </w:p>
     <w:p>
@@ -46,10 +125,11 @@
         <w:rPr>
           <w:i/>
         </w:rPr>
-        <w:t># Dog weight regression #</w:t>
+        <w:t># The curse of dimensionality #</w:t>
         <w:br/>
+        <w:t>Welcome to this notebook. In this notebook the curse of dimensionality is demonstrated (see: https://www.datacamp.com/blog/curse-of-dimensionality-machine-learning). Intuitively you would say: "The more data, the better". This is not always true. Below a case is given where we add noise data to our fish data set. &lt;br&gt;</w:t>
         <w:br/>
-        <w:t>Welcome to this assignment. In this asignment you will try to predict the weight of a dog.&lt;br&gt;</w:t>
+        <w:t>At the end a small assignment is given.</w:t>
       </w:r>
     </w:p>
     <w:p>
@@ -57,7 +137,7 @@
         <w:pStyle w:val="Heading2"/>
       </w:pPr>
       <w:r>
-        <w:t>RegressionEvaluator.py</w:t>
+        <w:t>01_Dog_breed_classification.ipynb</w:t>
       </w:r>
     </w:p>
     <w:p>
@@ -88,7 +168,10 @@
         <w:rPr>
           <w:i/>
         </w:rPr>
-        <w:t>#code to comprare Regression models</w:t>
+        <w:t># Dog breed classification #</w:t>
+        <w:br/>
+        <w:br/>
+        <w:t>Welcome to this assignment. In this asignment you will try to predict the type of dog (breed).&lt;br&gt;</w:t>
       </w:r>
     </w:p>
     <w:p>
@@ -96,7 +179,7 @@
         <w:pStyle w:val="Heading2"/>
       </w:pPr>
       <w:r>
-        <w:t>01_Dog_breed_classification.ipynb</w:t>
+        <w:t>02_Tool_failure_modes.ipynb</w:t>
       </w:r>
     </w:p>
     <w:p>
@@ -127,10 +210,27 @@
         <w:rPr>
           <w:i/>
         </w:rPr>
-        <w:t># Dog breed classification #</w:t>
+        <w:t># Tool failure modes prediction #</w:t>
         <w:br/>
         <w:br/>
-        <w:t>Welcome to this assignment. In this asignment you will try to predict the type of dog (breed).&lt;br&gt;</w:t>
+        <w:t>Welcome to this assignment. In this asignment you will try to predict 4 indepent failure modes:</w:t>
+        <w:br/>
+        <w:t>- tool wear failure (TWF)</w:t>
+        <w:br/>
+        <w:t>- heat dissipation failure (HDF)</w:t>
+        <w:br/>
+        <w:t>- power failure (PWF)</w:t>
+        <w:br/>
+        <w:t>- overstrain failure (OSF)&lt;br&gt;</w:t>
+        <w:br/>
+        <w:br/>
+        <w:t>In addition you will try to predict the total failure mode (machine failure).</w:t>
+        <w:br/>
+        <w:br/>
+        <w:t>Please note, due to the confidentiality of these data sets this data set is artificially generated. I will reveal the source after succesful completion of the assignment.</w:t>
+        <w:br/>
+        <w:br/>
+        <w:t>Below...</w:t>
       </w:r>
     </w:p>
     <w:p>
@@ -188,7 +288,7 @@
         <w:pStyle w:val="Heading2"/>
       </w:pPr>
       <w:r>
-        <w:t>02_Tool_failure_modes.ipynb</w:t>
+        <w:t>ModelEvaluator.py</w:t>
       </w:r>
     </w:p>
     <w:p>
@@ -219,27 +319,7 @@
         <w:rPr>
           <w:i/>
         </w:rPr>
-        <w:t># Tool failure modes prediction #</w:t>
-        <w:br/>
-        <w:br/>
-        <w:t>Welcome to this assignment. In this asignment you will try to predict 4 indepent failure modes:</w:t>
-        <w:br/>
-        <w:t>- tool wear failure (TWF)</w:t>
-        <w:br/>
-        <w:t>- heat dissipation failure (HDF)</w:t>
-        <w:br/>
-        <w:t>- power failure (PWF)</w:t>
-        <w:br/>
-        <w:t>- overstrain failure (OSF)&lt;br&gt;</w:t>
-        <w:br/>
-        <w:br/>
-        <w:t>In addition you will try to predict the total failure mode (machine failure).</w:t>
-        <w:br/>
-        <w:br/>
-        <w:t>Please note, due to the confidentiality of these data sets this data set is artificially generated. I will reveal the source after succesful completion of the assignment.</w:t>
-        <w:br/>
-        <w:br/>
-        <w:t>Below...</w:t>
+        <w:t>#class to compare classification models</w:t>
       </w:r>
     </w:p>
     <w:p>
@@ -247,7 +327,7 @@
         <w:pStyle w:val="Heading2"/>
       </w:pPr>
       <w:r>
-        <w:t>00_Curse_of_dimensionality.ipynb</w:t>
+        <w:t>00_Dog_weight_regression.ipynb</w:t>
       </w:r>
     </w:p>
     <w:p>
@@ -278,11 +358,10 @@
         <w:rPr>
           <w:i/>
         </w:rPr>
-        <w:t># The curse of dimensionality #</w:t>
+        <w:t># Dog weight regression #</w:t>
         <w:br/>
-        <w:t>Welcome to this notebook. In this notebook the curse of dimensionality is demonstrated (see: https://www.datacamp.com/blog/curse-of-dimensionality-machine-learning). Intuitively you would say: "The more data, the better". This is not always true. Below a case is given where we add noise data to our fish data set. &lt;br&gt;</w:t>
         <w:br/>
-        <w:t>At the end a small assignment is given.</w:t>
+        <w:t>Welcome to this assignment. In this asignment you will try to predict the weight of a dog.&lt;br&gt;</w:t>
       </w:r>
     </w:p>
     <w:p>
@@ -290,7 +369,7 @@
         <w:pStyle w:val="Heading2"/>
       </w:pPr>
       <w:r>
-        <w:t>ModelEvaluator.py</w:t>
+        <w:t>RegressionEvaluator.py</w:t>
       </w:r>
     </w:p>
     <w:p>
@@ -321,7 +400,7 @@
         <w:rPr>
           <w:i/>
         </w:rPr>
-        <w:t>#class to compare classification models</w:t>
+        <w:t>#code to comprare Regression models</w:t>
       </w:r>
     </w:p>
     <w:sectPr>
